--- a/Алункачева-клиник-руководство.docx
+++ b/Алункачева-клиник-руководство.docx
@@ -451,7 +451,7 @@
           <w:p>
             <w:r/>
             <w:r>
-              <w:t>owner@mera.clinic</w:t>
+              <w:t>owner</w:t>
             </w:r>
           </w:p>
         </w:tc>
@@ -489,7 +489,6 @@
           <w:color w:val="5C5C68"/>
           <w:sz w:val="20"/>
         </w:rPr>
-        <w:t>Пароль стоит сменить после первого входа: он передавался в переписке. Смена — в «Настройки → Сотрудники», поле пароля у своей строки.</w:t>
       </w:r>
     </w:p>
     <w:p>
@@ -517,9 +516,7 @@
       <w:pPr>
         <w:pStyle w:val="ListNumber"/>
       </w:pPr>
-      <w:r>
-        <w:t>Имя, почта (она же логин), пароль не короче 6 символов, роль.</w:t>
-      </w:r>
+      <w:r/>
     </w:p>
     <w:p>
       <w:pPr>
@@ -533,9 +530,7 @@
       <w:pPr>
         <w:pStyle w:val="ListNumber"/>
       </w:pPr>
-      <w:r>
-        <w:t>Сохранить. Сотрудник входит по своей почте и паролю.</w:t>
-      </w:r>
+      <w:r/>
     </w:p>
     <w:p>
       <w:r>
